--- a/nl/catalogue.docx
+++ b/nl/catalogue.docx
@@ -5,7 +5,7 @@
     <w:p>
       <w:pPr>
         <w:pStyle w:val="note"/>
-        <w:divId w:val="907151326"/>
+        <w:divId w:val="1822042892"/>
         <w:rPr>
           <w:rFonts w:ascii="Segoe UI" w:hAnsi="Segoe UI" w:cs="Segoe UI"/>
           <w:lang w:val="nl-NL"/>
@@ -25,7 +25,7 @@
     <w:p>
       <w:pPr>
         <w:pStyle w:val="note"/>
-        <w:divId w:val="907151326"/>
+        <w:divId w:val="1822042892"/>
         <w:rPr>
           <w:rFonts w:ascii="Segoe UI" w:hAnsi="Segoe UI" w:cs="Segoe UI"/>
           <w:lang w:val="nl-NL"/>
@@ -45,7 +45,7 @@
     <w:p>
       <w:pPr>
         <w:pStyle w:val="1"/>
-        <w:divId w:val="907151326"/>
+        <w:divId w:val="1822042892"/>
         <w:rPr>
           <w:rFonts w:ascii="Segoe UI" w:eastAsia="Times New Roman" w:hAnsi="Segoe UI" w:cs="Segoe UI"/>
           <w:lang w:val="nl-NL"/>
@@ -62,7 +62,7 @@
     <w:p>
       <w:pPr>
         <w:pStyle w:val="2"/>
-        <w:divId w:val="907151326"/>
+        <w:divId w:val="1822042892"/>
         <w:rPr>
           <w:rFonts w:ascii="Segoe UI" w:eastAsia="Times New Roman" w:hAnsi="Segoe UI" w:cs="Segoe UI"/>
           <w:lang w:val="nl-NL"/>
@@ -79,7 +79,7 @@
     <w:p>
       <w:pPr>
         <w:pStyle w:val="note"/>
-        <w:divId w:val="907151326"/>
+        <w:divId w:val="1822042892"/>
         <w:rPr>
           <w:rFonts w:ascii="Segoe UI" w:hAnsi="Segoe UI" w:cs="Segoe UI"/>
           <w:lang w:val="nl-NL"/>
@@ -109,7 +109,7 @@
     <w:p>
       <w:pPr>
         <w:pStyle w:val="a7"/>
-        <w:divId w:val="907151326"/>
+        <w:divId w:val="1822042892"/>
         <w:rPr>
           <w:rFonts w:ascii="Segoe UI" w:hAnsi="Segoe UI" w:cs="Segoe UI"/>
           <w:color w:val="1C1C1C"/>
@@ -128,77 +128,78 @@
     <w:p>
       <w:pPr>
         <w:pStyle w:val="a7"/>
-        <w:divId w:val="907151326"/>
-        <w:rPr>
-          <w:rFonts w:ascii="Segoe UI" w:hAnsi="Segoe UI" w:cs="Segoe UI"/>
-          <w:color w:val="1C1C1C"/>
-          <w:lang w:val="nl-NL"/>
-        </w:rPr>
-      </w:pPr>
-      <w:r>
-        <w:rPr>
-          <w:rFonts w:ascii="Segoe UI" w:hAnsi="Segoe UI" w:cs="Segoe UI"/>
-          <w:color w:val="1C1C1C"/>
-          <w:lang w:val="nl-NL"/>
-        </w:rPr>
-        <w:t>Eén robot groeit mee met het kind van 4 tot 10 jaar. De jongsten leren logica en lopen doolhoven door, de ouderen stappen over op hoeken, meetkunde en tekenen.</w:t>
+        <w:divId w:val="1822042892"/>
+        <w:rPr>
+          <w:rFonts w:ascii="Segoe UI" w:hAnsi="Segoe UI" w:cs="Segoe UI"/>
+          <w:color w:val="1C1C1C"/>
+          <w:lang w:val="nl-NL"/>
+        </w:rPr>
+      </w:pPr>
+      <w:r>
+        <w:rPr>
+          <w:rFonts w:ascii="Segoe UI" w:hAnsi="Segoe UI" w:cs="Segoe UI"/>
+          <w:color w:val="1C1C1C"/>
+          <w:lang w:val="nl-NL"/>
+        </w:rPr>
+        <w:t>Eén robot groeit mee met het kind van 4 tot 10 jaar en daarna. De jongsten leren logica en lopen doolhoven door, de ouderen stappen over op hoeken, meetkunde en tek</w:t>
+      </w:r>
+      <w:r>
+        <w:rPr>
+          <w:rFonts w:ascii="Segoe UI" w:hAnsi="Segoe UI" w:cs="Segoe UI"/>
+          <w:color w:val="1C1C1C"/>
+          <w:lang w:val="nl-NL"/>
+        </w:rPr>
+        <w:t>enen.</w:t>
       </w:r>
     </w:p>
     <w:p>
       <w:pPr>
         <w:pStyle w:val="3"/>
-        <w:divId w:val="907151326"/>
-        <w:rPr>
-          <w:rFonts w:ascii="Segoe UI" w:eastAsia="Times New Roman" w:hAnsi="Segoe UI" w:cs="Segoe UI"/>
-          <w:lang w:val="nl-NL"/>
-        </w:rPr>
-      </w:pPr>
-      <w:r>
-        <w:rPr>
-          <w:rFonts w:ascii="Segoe UI" w:eastAsia="Times New Roman" w:hAnsi="Segoe UI" w:cs="Segoe UI"/>
-          <w:lang w:val="nl-NL"/>
-        </w:rPr>
-        <w:t>Teke</w:t>
-      </w:r>
-      <w:r>
-        <w:rPr>
-          <w:rFonts w:ascii="Segoe UI" w:eastAsia="Times New Roman" w:hAnsi="Segoe UI" w:cs="Segoe UI"/>
-          <w:lang w:val="nl-NL"/>
-        </w:rPr>
-        <w:t>nt echte meetkunde met een stift</w:t>
-      </w:r>
-    </w:p>
-    <w:p>
-      <w:pPr>
-        <w:pStyle w:val="a7"/>
-        <w:divId w:val="907151326"/>
-        <w:rPr>
-          <w:rFonts w:ascii="Segoe UI" w:hAnsi="Segoe UI" w:cs="Segoe UI"/>
-          <w:color w:val="1C1C1C"/>
-          <w:lang w:val="nl-NL"/>
-        </w:rPr>
-      </w:pPr>
-      <w:r>
-        <w:rPr>
-          <w:rFonts w:ascii="Segoe UI" w:hAnsi="Segoe UI" w:cs="Segoe UI"/>
-          <w:color w:val="1C1C1C"/>
-          <w:lang w:val="nl-NL"/>
-        </w:rPr>
-        <w:t>Steek er een stift in en de robot tekent op papier een spiraal of een ingewikkelde figuur, terwijl hij onderweg hoeken en afstanden berekent. Een gewone rijdende robot zonder scherm haalt zo'n precisie niet. Het kind ziet h</w:t>
-      </w:r>
-      <w:r>
-        <w:rPr>
-          <w:rFonts w:ascii="Segoe UI" w:hAnsi="Segoe UI" w:cs="Segoe UI"/>
-          <w:color w:val="1C1C1C"/>
-          <w:lang w:val="nl-NL"/>
-        </w:rPr>
-        <w:t>et resultaat van zijn programma rechtstreeks op het blad.</w:t>
+        <w:divId w:val="1822042892"/>
+        <w:rPr>
+          <w:rFonts w:ascii="Segoe UI" w:eastAsia="Times New Roman" w:hAnsi="Segoe UI" w:cs="Segoe UI"/>
+          <w:lang w:val="nl-NL"/>
+        </w:rPr>
+      </w:pPr>
+      <w:r>
+        <w:rPr>
+          <w:rFonts w:ascii="Segoe UI" w:eastAsia="Times New Roman" w:hAnsi="Segoe UI" w:cs="Segoe UI"/>
+          <w:lang w:val="nl-NL"/>
+        </w:rPr>
+        <w:t>Tekent echte meetkunde met een stift</w:t>
+      </w:r>
+    </w:p>
+    <w:p>
+      <w:pPr>
+        <w:pStyle w:val="a7"/>
+        <w:divId w:val="1822042892"/>
+        <w:rPr>
+          <w:rFonts w:ascii="Segoe UI" w:hAnsi="Segoe UI" w:cs="Segoe UI"/>
+          <w:color w:val="1C1C1C"/>
+          <w:lang w:val="nl-NL"/>
+        </w:rPr>
+      </w:pPr>
+      <w:r>
+        <w:rPr>
+          <w:rFonts w:ascii="Segoe UI" w:hAnsi="Segoe UI" w:cs="Segoe UI"/>
+          <w:color w:val="1C1C1C"/>
+          <w:lang w:val="nl-NL"/>
+        </w:rPr>
+        <w:t>Steek er een stift in en de robot tekent op papier een spiraal of een ingewikkelde figuur, terwijl hij onderweg hoeken en afstanden berekent. Een gewone rijdende robot zonder scherm haalt zo'n precisie niet. Het k</w:t>
+      </w:r>
+      <w:r>
+        <w:rPr>
+          <w:rFonts w:ascii="Segoe UI" w:hAnsi="Segoe UI" w:cs="Segoe UI"/>
+          <w:color w:val="1C1C1C"/>
+          <w:lang w:val="nl-NL"/>
+        </w:rPr>
+        <w:t>ind ziet het resultaat van zijn programma rechtstreeks op het blad.</w:t>
       </w:r>
     </w:p>
     <w:p>
       <w:pPr>
         <w:pStyle w:val="3"/>
-        <w:divId w:val="907151326"/>
+        <w:divId w:val="1822042892"/>
         <w:rPr>
           <w:rFonts w:ascii="Segoe UI" w:eastAsia="Times New Roman" w:hAnsi="Segoe UI" w:cs="Segoe UI"/>
           <w:lang w:val="nl-NL"/>
@@ -215,34 +216,34 @@
     <w:p>
       <w:pPr>
         <w:pStyle w:val="a7"/>
-        <w:divId w:val="907151326"/>
-        <w:rPr>
-          <w:rFonts w:ascii="Segoe UI" w:hAnsi="Segoe UI" w:cs="Segoe UI"/>
-          <w:color w:val="1C1C1C"/>
-          <w:lang w:val="nl-NL"/>
-        </w:rPr>
-      </w:pPr>
-      <w:r>
-        <w:rPr>
-          <w:rFonts w:ascii="Segoe UI" w:hAnsi="Segoe UI" w:cs="Segoe UI"/>
-          <w:color w:val="1C1C1C"/>
-          <w:lang w:val="nl-NL"/>
-        </w:rPr>
-        <w:t>Tekenen, meetkunde, spraak en een kant-en-klare methodiek zitten in de basisset. Waar je normaal meerdere robots voor verschillende leeftijden aanhoudt of b</w:t>
-      </w:r>
-      <w:r>
-        <w:rPr>
-          <w:rFonts w:ascii="Segoe UI" w:hAnsi="Segoe UI" w:cs="Segoe UI"/>
-          <w:color w:val="1C1C1C"/>
-          <w:lang w:val="nl-NL"/>
-        </w:rPr>
-        <w:t>etaalde sets bijkoopt voor één robot, dekt hier één robot alles. Een tweede budget voor bijaankopen heb je niet nodig.</w:t>
+        <w:divId w:val="1822042892"/>
+        <w:rPr>
+          <w:rFonts w:ascii="Segoe UI" w:hAnsi="Segoe UI" w:cs="Segoe UI"/>
+          <w:color w:val="1C1C1C"/>
+          <w:lang w:val="nl-NL"/>
+        </w:rPr>
+      </w:pPr>
+      <w:r>
+        <w:rPr>
+          <w:rFonts w:ascii="Segoe UI" w:hAnsi="Segoe UI" w:cs="Segoe UI"/>
+          <w:color w:val="1C1C1C"/>
+          <w:lang w:val="nl-NL"/>
+        </w:rPr>
+        <w:t xml:space="preserve">Programmeren, tekenen, meetkunde, spraak en een kant-en-klare methodiek zitten in de basisset. Waar je normaal meerdere robots voor verschillende </w:t>
+      </w:r>
+      <w:r>
+        <w:rPr>
+          <w:rFonts w:ascii="Segoe UI" w:hAnsi="Segoe UI" w:cs="Segoe UI"/>
+          <w:color w:val="1C1C1C"/>
+          <w:lang w:val="nl-NL"/>
+        </w:rPr>
+        <w:t>leeftijden aanhoudt of betaalde sets bijkoopt voor één robot, dekt hier één robot alles. Er valt niets bij te betalen.</w:t>
       </w:r>
     </w:p>
     <w:p>
       <w:pPr>
         <w:pStyle w:val="3"/>
-        <w:divId w:val="907151326"/>
+        <w:divId w:val="1822042892"/>
         <w:rPr>
           <w:rFonts w:ascii="Segoe UI" w:eastAsia="Times New Roman" w:hAnsi="Segoe UI" w:cs="Segoe UI"/>
           <w:lang w:val="nl-NL"/>
@@ -259,7 +260,7 @@
     <w:p>
       <w:pPr>
         <w:pStyle w:val="a7"/>
-        <w:divId w:val="907151326"/>
+        <w:divId w:val="1822042892"/>
         <w:rPr>
           <w:rFonts w:ascii="Segoe UI" w:hAnsi="Segoe UI" w:cs="Segoe UI"/>
           <w:color w:val="1C1C1C"/>
@@ -286,7 +287,7 @@
     <w:p>
       <w:pPr>
         <w:pStyle w:val="note"/>
-        <w:divId w:val="907151326"/>
+        <w:divId w:val="1822042892"/>
         <w:rPr>
           <w:rFonts w:ascii="Segoe UI" w:hAnsi="Segoe UI" w:cs="Segoe UI"/>
           <w:lang w:val="nl-NL"/>
@@ -306,7 +307,7 @@
     <w:p>
       <w:pPr>
         <w:pStyle w:val="3"/>
-        <w:divId w:val="907151326"/>
+        <w:divId w:val="1822042892"/>
         <w:rPr>
           <w:rFonts w:ascii="Segoe UI" w:eastAsia="Times New Roman" w:hAnsi="Segoe UI" w:cs="Segoe UI"/>
           <w:lang w:val="nl-NL"/>
@@ -323,7 +324,7 @@
     <w:p>
       <w:pPr>
         <w:pStyle w:val="a7"/>
-        <w:divId w:val="907151326"/>
+        <w:divId w:val="1822042892"/>
         <w:rPr>
           <w:rFonts w:ascii="Segoe UI" w:hAnsi="Segoe UI" w:cs="Segoe UI"/>
           <w:color w:val="1C1C1C"/>
@@ -358,7 +359,7 @@
     <w:p>
       <w:pPr>
         <w:pStyle w:val="3"/>
-        <w:divId w:val="907151326"/>
+        <w:divId w:val="1822042892"/>
         <w:rPr>
           <w:rFonts w:ascii="Segoe UI" w:eastAsia="Times New Roman" w:hAnsi="Segoe UI" w:cs="Segoe UI"/>
           <w:lang w:val="nl-NL"/>
@@ -375,7 +376,7 @@
     <w:p>
       <w:pPr>
         <w:pStyle w:val="a7"/>
-        <w:divId w:val="907151326"/>
+        <w:divId w:val="1822042892"/>
         <w:rPr>
           <w:rFonts w:ascii="Segoe UI" w:hAnsi="Segoe UI" w:cs="Segoe UI"/>
           <w:color w:val="1C1C1C"/>
@@ -402,7 +403,7 @@
     <w:p>
       <w:pPr>
         <w:pStyle w:val="3"/>
-        <w:divId w:val="907151326"/>
+        <w:divId w:val="1822042892"/>
         <w:rPr>
           <w:rFonts w:ascii="Segoe UI" w:eastAsia="Times New Roman" w:hAnsi="Segoe UI" w:cs="Segoe UI"/>
           <w:lang w:val="nl-NL"/>
@@ -419,7 +420,7 @@
     <w:p>
       <w:pPr>
         <w:pStyle w:val="a7"/>
-        <w:divId w:val="907151326"/>
+        <w:divId w:val="1822042892"/>
         <w:rPr>
           <w:rFonts w:ascii="Segoe UI" w:hAnsi="Segoe UI" w:cs="Segoe UI"/>
           <w:color w:val="1C1C1C"/>
@@ -454,24 +455,24 @@
     <w:p>
       <w:pPr>
         <w:pStyle w:val="3"/>
-        <w:divId w:val="907151326"/>
-        <w:rPr>
-          <w:rFonts w:ascii="Segoe UI" w:eastAsia="Times New Roman" w:hAnsi="Segoe UI" w:cs="Segoe UI"/>
-          <w:lang w:val="nl-NL"/>
-        </w:rPr>
-      </w:pPr>
-      <w:r>
-        <w:rPr>
-          <w:rFonts w:ascii="Segoe UI" w:eastAsia="Times New Roman" w:hAnsi="Segoe UI" w:cs="Segoe UI"/>
-          <w:lang w:val="nl-NL"/>
-        </w:rPr>
-        <w:t>Van 4 tot 10 jaar, één robot</w:t>
-      </w:r>
-    </w:p>
-    <w:p>
-      <w:pPr>
-        <w:pStyle w:val="a7"/>
-        <w:divId w:val="907151326"/>
+        <w:divId w:val="1822042892"/>
+        <w:rPr>
+          <w:rFonts w:ascii="Segoe UI" w:eastAsia="Times New Roman" w:hAnsi="Segoe UI" w:cs="Segoe UI"/>
+          <w:lang w:val="nl-NL"/>
+        </w:rPr>
+      </w:pPr>
+      <w:r>
+        <w:rPr>
+          <w:rFonts w:ascii="Segoe UI" w:eastAsia="Times New Roman" w:hAnsi="Segoe UI" w:cs="Segoe UI"/>
+          <w:lang w:val="nl-NL"/>
+        </w:rPr>
+        <w:t>Van 4 tot 10+, één robot</w:t>
+      </w:r>
+    </w:p>
+    <w:p>
+      <w:pPr>
+        <w:pStyle w:val="a7"/>
+        <w:divId w:val="1822042892"/>
         <w:rPr>
           <w:rFonts w:ascii="Segoe UI" w:hAnsi="Segoe UI" w:cs="Segoe UI"/>
           <w:color w:val="1C1C1C"/>
@@ -490,34 +491,53 @@
     <w:p>
       <w:pPr>
         <w:pStyle w:val="a7"/>
-        <w:divId w:val="907151326"/>
-        <w:rPr>
-          <w:rFonts w:ascii="Segoe UI" w:hAnsi="Segoe UI" w:cs="Segoe UI"/>
-          <w:color w:val="1C1C1C"/>
-          <w:lang w:val="nl-NL"/>
-        </w:rPr>
-      </w:pPr>
-      <w:r>
-        <w:rPr>
-          <w:rFonts w:ascii="Segoe UI" w:hAnsi="Segoe UI" w:cs="Segoe UI"/>
-          <w:color w:val="1C1C1C"/>
-          <w:lang w:val="nl-NL"/>
-        </w:rPr>
-        <w:t>7-10 j</w:t>
-      </w:r>
-      <w:r>
-        <w:rPr>
-          <w:rFonts w:ascii="Segoe UI" w:hAnsi="Segoe UI" w:cs="Segoe UI"/>
-          <w:color w:val="1C1C1C"/>
-          <w:lang w:val="nl-NL"/>
-        </w:rPr>
-        <w:t>aar (bovenbouw van de basisschool): precieze afstanden en hoeken, rekenen, meetkunde van figuren, tekenen met een stift.</w:t>
+        <w:divId w:val="1822042892"/>
+        <w:rPr>
+          <w:rFonts w:ascii="Segoe UI" w:hAnsi="Segoe UI" w:cs="Segoe UI"/>
+          <w:color w:val="1C1C1C"/>
+          <w:lang w:val="nl-NL"/>
+        </w:rPr>
+      </w:pPr>
+      <w:r>
+        <w:rPr>
+          <w:rFonts w:ascii="Segoe UI" w:hAnsi="Segoe UI" w:cs="Segoe UI"/>
+          <w:color w:val="1C1C1C"/>
+          <w:lang w:val="nl-NL"/>
+        </w:rPr>
+        <w:t xml:space="preserve">7-10 jaar </w:t>
+      </w:r>
+      <w:r>
+        <w:rPr>
+          <w:rFonts w:ascii="Segoe UI" w:hAnsi="Segoe UI" w:cs="Segoe UI"/>
+          <w:color w:val="1C1C1C"/>
+          <w:lang w:val="nl-NL"/>
+        </w:rPr>
+        <w:t>(bovenbouw van de basisschool): precieze afstanden en hoeken, rekenen, meetkunde van figuren, tekenen met een stift.</w:t>
+      </w:r>
+    </w:p>
+    <w:p>
+      <w:pPr>
+        <w:pStyle w:val="a7"/>
+        <w:divId w:val="1822042892"/>
+        <w:rPr>
+          <w:rFonts w:ascii="Segoe UI" w:hAnsi="Segoe UI" w:cs="Segoe UI"/>
+          <w:color w:val="1C1C1C"/>
+          <w:lang w:val="nl-NL"/>
+        </w:rPr>
+      </w:pPr>
+      <w:r>
+        <w:rPr>
+          <w:rFonts w:ascii="Segoe UI" w:hAnsi="Segoe UI" w:cs="Segoe UI"/>
+          <w:color w:val="1C1C1C"/>
+          <w:lang w:val="nl-NL"/>
+        </w:rPr>
+        <w:t>10+: dezelfde robot wordt geprogrammeerd vanuit Scratch.</w:t>
       </w:r>
     </w:p>
     <w:p>
       <w:pPr>
         <w:pStyle w:val="3"/>
-        <w:divId w:val="907151326"/>
+        <w:divId w:val="1822042892"/>
         <w:rPr>
           <w:rFonts w:ascii="Segoe UI" w:eastAsia="Times New Roman" w:hAnsi="Segoe UI" w:cs="Segoe UI"/>
           <w:lang w:val="nl-NL"/>
@@ -534,34 +554,34 @@
     <w:p>
       <w:pPr>
         <w:pStyle w:val="a7"/>
-        <w:divId w:val="907151326"/>
-        <w:rPr>
-          <w:rFonts w:ascii="Segoe UI" w:hAnsi="Segoe UI" w:cs="Segoe UI"/>
-          <w:color w:val="1C1C1C"/>
-          <w:lang w:val="nl-NL"/>
-        </w:rPr>
-      </w:pPr>
-      <w:r>
-        <w:rPr>
-          <w:rFonts w:ascii="Segoe UI" w:hAnsi="Segoe UI" w:cs="Segoe UI"/>
-          <w:color w:val="1C1C1C"/>
-          <w:lang w:val="nl-NL"/>
-        </w:rPr>
-        <w:t>Terra Numerica, het Franse centrum voor wetenschappelijke mediatie (Sophia Antipolis; een project van CNRS, Inria en Univ</w:t>
-      </w:r>
-      <w:r>
-        <w:rPr>
-          <w:rFonts w:ascii="Segoe UI" w:hAnsi="Segoe UI" w:cs="Segoe UI"/>
-          <w:color w:val="1C1C1C"/>
-          <w:lang w:val="nl-NL"/>
-        </w:rPr>
-        <w:t>ersité Côte d'Azur), gebruikt PrimaSTEM al in zijn lessen.</w:t>
-      </w:r>
-    </w:p>
-    <w:p>
-      <w:pPr>
-        <w:pStyle w:val="a7"/>
-        <w:divId w:val="907151326"/>
+        <w:divId w:val="1822042892"/>
+        <w:rPr>
+          <w:rFonts w:ascii="Segoe UI" w:hAnsi="Segoe UI" w:cs="Segoe UI"/>
+          <w:color w:val="1C1C1C"/>
+          <w:lang w:val="nl-NL"/>
+        </w:rPr>
+      </w:pPr>
+      <w:r>
+        <w:rPr>
+          <w:rFonts w:ascii="Segoe UI" w:hAnsi="Segoe UI" w:cs="Segoe UI"/>
+          <w:color w:val="1C1C1C"/>
+          <w:lang w:val="nl-NL"/>
+        </w:rPr>
+        <w:t>Terra Numerica, het Franse centrum voor wetenschappelijke mediatie (</w:t>
+      </w:r>
+      <w:r>
+        <w:rPr>
+          <w:rFonts w:ascii="Segoe UI" w:hAnsi="Segoe UI" w:cs="Segoe UI"/>
+          <w:color w:val="1C1C1C"/>
+          <w:lang w:val="nl-NL"/>
+        </w:rPr>
+        <w:t>Sophia Antipolis; een project van CNRS, Inria en Université Côte d'Azur), gebruikt PrimaSTEM al in zijn lessen.</w:t>
+      </w:r>
+    </w:p>
+    <w:p>
+      <w:pPr>
+        <w:pStyle w:val="a7"/>
+        <w:divId w:val="1822042892"/>
         <w:rPr>
           <w:rFonts w:ascii="Segoe UI" w:hAnsi="Segoe UI" w:cs="Segoe UI"/>
           <w:color w:val="1C1C1C"/>
@@ -579,35 +599,8 @@
     </w:p>
     <w:p>
       <w:pPr>
-        <w:pStyle w:val="a7"/>
-        <w:divId w:val="907151326"/>
-        <w:rPr>
-          <w:rFonts w:ascii="Segoe UI" w:hAnsi="Segoe UI" w:cs="Segoe UI"/>
-          <w:color w:val="1C1C1C"/>
-          <w:lang w:val="nl-NL"/>
-        </w:rPr>
-      </w:pPr>
-      <w:r>
-        <w:rPr>
-          <w:rFonts w:ascii="Segoe UI" w:hAnsi="Segoe UI" w:cs="Segoe UI"/>
-          <w:color w:val="1C1C1C"/>
-          <w:lang w:val="nl-NL"/>
-        </w:rPr>
-        <w:t>Aanbevolen prijs voor Frankrijk: 297 € HT. Daar zitten wiskunde, meetkunde, tekenen, spraak en methodiek al bij, zonder aparte</w:t>
-      </w:r>
-      <w:r>
-        <w:rPr>
-          <w:rFonts w:ascii="Segoe UI" w:hAnsi="Segoe UI" w:cs="Segoe UI"/>
-          <w:color w:val="1C1C1C"/>
-          <w:lang w:val="nl-NL"/>
-        </w:rPr>
-        <w:t xml:space="preserve"> bijbetalingen. Eén aankoop volstaat voor alle jaren van 4 tot 10.</w:t>
-      </w:r>
-    </w:p>
-    <w:p>
-      <w:pPr>
         <w:pStyle w:val="note"/>
-        <w:divId w:val="907151326"/>
+        <w:divId w:val="1822042892"/>
         <w:rPr>
           <w:rFonts w:ascii="Segoe UI" w:hAnsi="Segoe UI" w:cs="Segoe UI"/>
           <w:lang w:val="nl-NL"/>
@@ -621,32 +614,40 @@
           <w:iCs/>
           <w:lang w:val="nl-NL"/>
         </w:rPr>
-        <w:t>De uiteindelijke prijs wordt door de distributeur bepaald.</w:t>
-      </w:r>
-    </w:p>
-    <w:p>
-      <w:pPr>
-        <w:pStyle w:val="a7"/>
-        <w:divId w:val="907151326"/>
-        <w:rPr>
-          <w:rFonts w:ascii="Segoe UI" w:hAnsi="Segoe UI" w:cs="Segoe UI"/>
-          <w:color w:val="1C1C1C"/>
-          <w:lang w:val="nl-NL"/>
-        </w:rPr>
-      </w:pPr>
-      <w:r>
-        <w:rPr>
-          <w:rFonts w:ascii="Segoe UI" w:hAnsi="Segoe UI" w:cs="Segoe UI"/>
-          <w:color w:val="1C1C1C"/>
-          <w:lang w:val="nl-NL"/>
-        </w:rPr>
-        <w:t>Probeer de robot uit voordat je koopt. Hij werkt rechtstreeks in de browser. Open de link of richt je camera op de QR-code:</w:t>
-      </w:r>
-    </w:p>
-    <w:p>
-      <w:pPr>
-        <w:pStyle w:val="a7"/>
-        <w:divId w:val="907151326"/>
+        <w:t>De prijs wordt door de distributeur bepaald.</w:t>
+      </w:r>
+    </w:p>
+    <w:p>
+      <w:pPr>
+        <w:pStyle w:val="a7"/>
+        <w:divId w:val="1822042892"/>
+        <w:rPr>
+          <w:rFonts w:ascii="Segoe UI" w:hAnsi="Segoe UI" w:cs="Segoe UI"/>
+          <w:color w:val="1C1C1C"/>
+          <w:lang w:val="nl-NL"/>
+        </w:rPr>
+      </w:pPr>
+      <w:r>
+        <w:rPr>
+          <w:rFonts w:ascii="Segoe UI" w:hAnsi="Segoe UI" w:cs="Segoe UI"/>
+          <w:color w:val="1C1C1C"/>
+          <w:lang w:val="nl-NL"/>
+        </w:rPr>
+        <w:t>Probeer de robot uit voordat</w:t>
+      </w:r>
+      <w:r>
+        <w:rPr>
+          <w:rFonts w:ascii="Segoe UI" w:hAnsi="Segoe UI" w:cs="Segoe UI"/>
+          <w:color w:val="1C1C1C"/>
+          <w:lang w:val="nl-NL"/>
+        </w:rPr>
+        <w:t xml:space="preserve"> je koopt. Hij werkt rechtstreeks in de browser. Open de link of richt je camera op de QR-code:</w:t>
+      </w:r>
+    </w:p>
+    <w:p>
+      <w:pPr>
+        <w:pStyle w:val="a7"/>
+        <w:divId w:val="1822042892"/>
         <w:rPr>
           <w:rFonts w:ascii="Segoe UI" w:hAnsi="Segoe UI" w:cs="Segoe UI"/>
           <w:color w:val="1C1C1C"/>
@@ -665,7 +666,7 @@
     <w:p>
       <w:pPr>
         <w:pStyle w:val="note"/>
-        <w:divId w:val="907151326"/>
+        <w:divId w:val="1822042892"/>
         <w:rPr>
           <w:rFonts w:ascii="Segoe UI" w:hAnsi="Segoe UI" w:cs="Segoe UI"/>
           <w:lang w:val="nl-NL"/>
@@ -685,7 +686,7 @@
     <w:p>
       <w:pPr>
         <w:pStyle w:val="note"/>
-        <w:divId w:val="907151326"/>
+        <w:divId w:val="1822042892"/>
         <w:rPr>
           <w:rFonts w:ascii="Segoe UI" w:hAnsi="Segoe UI" w:cs="Segoe UI"/>
           <w:lang w:val="nl-NL"/>
@@ -705,88 +706,80 @@
     <w:p>
       <w:pPr>
         <w:pStyle w:val="a7"/>
-        <w:divId w:val="907151326"/>
-        <w:rPr>
-          <w:rFonts w:ascii="Segoe UI" w:hAnsi="Segoe UI" w:cs="Segoe UI"/>
-          <w:color w:val="1C1C1C"/>
-          <w:lang w:val="nl-NL"/>
-        </w:rPr>
-      </w:pPr>
-      <w:r>
-        <w:rPr>
-          <w:rFonts w:ascii="Segoe UI" w:hAnsi="Segoe UI" w:cs="Segoe UI"/>
-          <w:color w:val="1C1C1C"/>
-          <w:lang w:val="nl-NL"/>
-        </w:rPr>
-        <w:t>Inhoud. Een bedieningspaneel, een robot en een set kartonnen commandofiches (NFC). Eén set is bedoeld voor een groepje van 2-4 kinderen. Een USB-C-kabel en oplader zit</w:t>
-      </w:r>
-      <w:r>
-        <w:rPr>
-          <w:rFonts w:ascii="Segoe UI" w:hAnsi="Segoe UI" w:cs="Segoe UI"/>
-          <w:color w:val="1C1C1C"/>
-          <w:lang w:val="nl-NL"/>
-        </w:rPr>
-        <w:t>ten er niet bij, elke standaard versie volstaat.</w:t>
-      </w:r>
-    </w:p>
-    <w:p>
-      <w:pPr>
-        <w:pStyle w:val="a7"/>
-        <w:divId w:val="907151326"/>
-        <w:rPr>
-          <w:rFonts w:ascii="Segoe UI" w:hAnsi="Segoe UI" w:cs="Segoe UI"/>
-          <w:color w:val="1C1C1C"/>
-          <w:lang w:val="nl-NL"/>
-        </w:rPr>
-      </w:pPr>
-      <w:r>
-        <w:rPr>
-          <w:rFonts w:ascii="Segoe UI" w:hAnsi="Segoe UI" w:cs="Segoe UI"/>
-          <w:color w:val="1C1C1C"/>
-          <w:lang w:val="nl-NL"/>
-        </w:rPr>
-        <w:t xml:space="preserve">Specificaties. Robot en paneel van hout, fiches van karton. Robot 125 mm in diameter, 44 mm hoog, 220 g. Paneel 317 x 217 x 62 mm, 680 g. Fiches 33 x 33 mm, NFC. 11 dubbele sleuven. Stap standaard 15 cm, in </w:t>
-      </w:r>
-      <w:r>
-        <w:rPr>
-          <w:rFonts w:ascii="Segoe UI" w:hAnsi="Segoe UI" w:cs="Segoe UI"/>
-          <w:color w:val="1C1C1C"/>
-          <w:lang w:val="nl-NL"/>
-        </w:rPr>
-        <w:t>te stellen op elke grootte. Draaien van 1 tot 360 graden. Bluetooth ongeveer 5 m. Li-Ion-accu, opladen via USB-C, ongeveer 1,5 uur. Leeftijd 4-10 jaar. Gemaakt in Cannes, Frankrijk. Certificaten CE en UKCA.</w:t>
-      </w:r>
-    </w:p>
-    <w:p>
-      <w:pPr>
-        <w:pStyle w:val="a7"/>
-        <w:divId w:val="907151326"/>
-        <w:rPr>
-          <w:rFonts w:ascii="Segoe UI" w:hAnsi="Segoe UI" w:cs="Segoe UI"/>
-          <w:color w:val="1C1C1C"/>
-          <w:lang w:val="nl-NL"/>
-        </w:rPr>
-      </w:pPr>
-      <w:r>
-        <w:rPr>
-          <w:rFonts w:ascii="Segoe UI" w:hAnsi="Segoe UI" w:cs="Segoe UI"/>
-          <w:color w:val="1C1C1C"/>
-          <w:lang w:val="nl-NL"/>
-        </w:rPr>
-        <w:t>Service. Gewone stiften zijn geschikt, de accu is</w:t>
-      </w:r>
-      <w:r>
-        <w:rPr>
-          <w:rFonts w:ascii="Segoe UI" w:hAnsi="Segoe UI" w:cs="Segoe UI"/>
-          <w:color w:val="1C1C1C"/>
-          <w:lang w:val="nl-NL"/>
-        </w:rPr>
-        <w:t xml:space="preserve"> vervangbaar. Garantie en service worden door de distributeur verzorgd.</w:t>
+        <w:divId w:val="1822042892"/>
+        <w:rPr>
+          <w:rFonts w:ascii="Segoe UI" w:hAnsi="Segoe UI" w:cs="Segoe UI"/>
+          <w:color w:val="1C1C1C"/>
+          <w:lang w:val="nl-NL"/>
+        </w:rPr>
+      </w:pPr>
+      <w:r>
+        <w:rPr>
+          <w:rFonts w:ascii="Segoe UI" w:hAnsi="Segoe UI" w:cs="Segoe UI"/>
+          <w:color w:val="1C1C1C"/>
+          <w:lang w:val="nl-NL"/>
+        </w:rPr>
+        <w:t>Inhoud. Een bedieningspaneel, een robot en een set kartonnen commandofiches (NFC). Eén set is bedoeld voor een groepje van 2-4 kinderen. Een USB-C-kabel en oplader zitten er niet bij, elke standaard versie volstaat.</w:t>
+      </w:r>
+    </w:p>
+    <w:p>
+      <w:pPr>
+        <w:pStyle w:val="a7"/>
+        <w:divId w:val="1822042892"/>
+        <w:rPr>
+          <w:rFonts w:ascii="Segoe UI" w:hAnsi="Segoe UI" w:cs="Segoe UI"/>
+          <w:color w:val="1C1C1C"/>
+          <w:lang w:val="nl-NL"/>
+        </w:rPr>
+      </w:pPr>
+      <w:r>
+        <w:rPr>
+          <w:rFonts w:ascii="Segoe UI" w:hAnsi="Segoe UI" w:cs="Segoe UI"/>
+          <w:color w:val="1C1C1C"/>
+          <w:lang w:val="nl-NL"/>
+        </w:rPr>
+        <w:t>Specificaties. Robot en paneel van hout,</w:t>
+      </w:r>
+      <w:r>
+        <w:rPr>
+          <w:rFonts w:ascii="Segoe UI" w:hAnsi="Segoe UI" w:cs="Segoe UI"/>
+          <w:color w:val="1C1C1C"/>
+          <w:lang w:val="nl-NL"/>
+        </w:rPr>
+        <w:t xml:space="preserve"> fiches van karton. Robot 125 mm in diameter, 44 mm hoog, 220 g. Paneel 317 x 217 x 62 mm, 680 g. Fiches 33 x 33 mm, NFC. 11 dubbele sleuven. Stap standaard 15 cm, in te stellen op elke grootte. Draaien van 1 tot 360 graden. Bluetooth ongeveer 5 m. Li-Ion-</w:t>
+      </w:r>
+      <w:r>
+        <w:rPr>
+          <w:rFonts w:ascii="Segoe UI" w:hAnsi="Segoe UI" w:cs="Segoe UI"/>
+          <w:color w:val="1C1C1C"/>
+          <w:lang w:val="nl-NL"/>
+        </w:rPr>
+        <w:t>accu, opladen via USB-C, ongeveer 1,5 uur. Leeftijd 4-10 jaar. Gemaakt in Cannes, Frankrijk. Certificaten CE en UKCA.</w:t>
+      </w:r>
+    </w:p>
+    <w:p>
+      <w:pPr>
+        <w:pStyle w:val="a7"/>
+        <w:divId w:val="1822042892"/>
+        <w:rPr>
+          <w:rFonts w:ascii="Segoe UI" w:hAnsi="Segoe UI" w:cs="Segoe UI"/>
+          <w:color w:val="1C1C1C"/>
+          <w:lang w:val="nl-NL"/>
+        </w:rPr>
+      </w:pPr>
+      <w:r>
+        <w:rPr>
+          <w:rFonts w:ascii="Segoe UI" w:hAnsi="Segoe UI" w:cs="Segoe UI"/>
+          <w:color w:val="1C1C1C"/>
+          <w:lang w:val="nl-NL"/>
+        </w:rPr>
+        <w:t>Service. Gewone stiften zijn geschikt, de accu is vervangbaar. Garantie en service worden door de distributeur verzorgd.</w:t>
       </w:r>
     </w:p>
     <w:p>
       <w:pPr>
         <w:pStyle w:val="note"/>
-        <w:divId w:val="907151326"/>
+        <w:divId w:val="1822042892"/>
         <w:rPr>
           <w:rFonts w:ascii="Segoe UI" w:hAnsi="Segoe UI" w:cs="Segoe UI"/>
           <w:lang w:val="nl-NL"/>
@@ -800,13 +793,23 @@
           <w:iCs/>
           <w:lang w:val="nl-NL"/>
         </w:rPr>
-        <w:t>Artikelnummer en prijs worden door de distributeur bepaald.</w:t>
+        <w:t xml:space="preserve">Artikelnummer en </w:t>
+      </w:r>
+      <w:r>
+        <w:rPr>
+          <w:rStyle w:val="a5"/>
+          <w:rFonts w:ascii="Segoe UI" w:hAnsi="Segoe UI" w:cs="Segoe UI"/>
+          <w:i/>
+          <w:iCs/>
+          <w:lang w:val="nl-NL"/>
+        </w:rPr>
+        <w:t>prijs worden door de distributeur bepaald.</w:t>
       </w:r>
     </w:p>
     <w:p>
       <w:pPr>
         <w:pStyle w:val="note"/>
-        <w:divId w:val="907151326"/>
+        <w:divId w:val="1822042892"/>
         <w:rPr>
           <w:rFonts w:ascii="Segoe UI" w:hAnsi="Segoe UI" w:cs="Segoe UI"/>
           <w:lang w:val="nl-NL"/>

--- a/nl/catalogue.docx
+++ b/nl/catalogue.docx
@@ -5,7 +5,7 @@
     <w:p>
       <w:pPr>
         <w:pStyle w:val="note"/>
-        <w:divId w:val="1822042892"/>
+        <w:divId w:val="1195970357"/>
         <w:rPr>
           <w:rFonts w:ascii="Segoe UI" w:hAnsi="Segoe UI" w:cs="Segoe UI"/>
           <w:lang w:val="nl-NL"/>
@@ -25,7 +25,7 @@
     <w:p>
       <w:pPr>
         <w:pStyle w:val="note"/>
-        <w:divId w:val="1822042892"/>
+        <w:divId w:val="1195970357"/>
         <w:rPr>
           <w:rFonts w:ascii="Segoe UI" w:hAnsi="Segoe UI" w:cs="Segoe UI"/>
           <w:lang w:val="nl-NL"/>
@@ -45,7 +45,7 @@
     <w:p>
       <w:pPr>
         <w:pStyle w:val="1"/>
-        <w:divId w:val="1822042892"/>
+        <w:divId w:val="1195970357"/>
         <w:rPr>
           <w:rFonts w:ascii="Segoe UI" w:eastAsia="Times New Roman" w:hAnsi="Segoe UI" w:cs="Segoe UI"/>
           <w:lang w:val="nl-NL"/>
@@ -62,7 +62,7 @@
     <w:p>
       <w:pPr>
         <w:pStyle w:val="2"/>
-        <w:divId w:val="1822042892"/>
+        <w:divId w:val="1195970357"/>
         <w:rPr>
           <w:rFonts w:ascii="Segoe UI" w:eastAsia="Times New Roman" w:hAnsi="Segoe UI" w:cs="Segoe UI"/>
           <w:lang w:val="nl-NL"/>
@@ -79,7 +79,7 @@
     <w:p>
       <w:pPr>
         <w:pStyle w:val="note"/>
-        <w:divId w:val="1822042892"/>
+        <w:divId w:val="1195970357"/>
         <w:rPr>
           <w:rFonts w:ascii="Segoe UI" w:hAnsi="Segoe UI" w:cs="Segoe UI"/>
           <w:lang w:val="nl-NL"/>
@@ -109,7 +109,7 @@
     <w:p>
       <w:pPr>
         <w:pStyle w:val="a7"/>
-        <w:divId w:val="1822042892"/>
+        <w:divId w:val="1195970357"/>
         <w:rPr>
           <w:rFonts w:ascii="Segoe UI" w:hAnsi="Segoe UI" w:cs="Segoe UI"/>
           <w:color w:val="1C1C1C"/>
@@ -128,7 +128,7 @@
     <w:p>
       <w:pPr>
         <w:pStyle w:val="a7"/>
-        <w:divId w:val="1822042892"/>
+        <w:divId w:val="1195970357"/>
         <w:rPr>
           <w:rFonts w:ascii="Segoe UI" w:hAnsi="Segoe UI" w:cs="Segoe UI"/>
           <w:color w:val="1C1C1C"/>
@@ -155,7 +155,7 @@
     <w:p>
       <w:pPr>
         <w:pStyle w:val="3"/>
-        <w:divId w:val="1822042892"/>
+        <w:divId w:val="1195970357"/>
         <w:rPr>
           <w:rFonts w:ascii="Segoe UI" w:eastAsia="Times New Roman" w:hAnsi="Segoe UI" w:cs="Segoe UI"/>
           <w:lang w:val="nl-NL"/>
@@ -172,7 +172,7 @@
     <w:p>
       <w:pPr>
         <w:pStyle w:val="a7"/>
-        <w:divId w:val="1822042892"/>
+        <w:divId w:val="1195970357"/>
         <w:rPr>
           <w:rFonts w:ascii="Segoe UI" w:hAnsi="Segoe UI" w:cs="Segoe UI"/>
           <w:color w:val="1C1C1C"/>
@@ -199,7 +199,7 @@
     <w:p>
       <w:pPr>
         <w:pStyle w:val="3"/>
-        <w:divId w:val="1822042892"/>
+        <w:divId w:val="1195970357"/>
         <w:rPr>
           <w:rFonts w:ascii="Segoe UI" w:eastAsia="Times New Roman" w:hAnsi="Segoe UI" w:cs="Segoe UI"/>
           <w:lang w:val="nl-NL"/>
@@ -216,7 +216,7 @@
     <w:p>
       <w:pPr>
         <w:pStyle w:val="a7"/>
-        <w:divId w:val="1822042892"/>
+        <w:divId w:val="1195970357"/>
         <w:rPr>
           <w:rFonts w:ascii="Segoe UI" w:hAnsi="Segoe UI" w:cs="Segoe UI"/>
           <w:color w:val="1C1C1C"/>
@@ -243,7 +243,7 @@
     <w:p>
       <w:pPr>
         <w:pStyle w:val="3"/>
-        <w:divId w:val="1822042892"/>
+        <w:divId w:val="1195970357"/>
         <w:rPr>
           <w:rFonts w:ascii="Segoe UI" w:eastAsia="Times New Roman" w:hAnsi="Segoe UI" w:cs="Segoe UI"/>
           <w:lang w:val="nl-NL"/>
@@ -260,7 +260,7 @@
     <w:p>
       <w:pPr>
         <w:pStyle w:val="a7"/>
-        <w:divId w:val="1822042892"/>
+        <w:divId w:val="1195970357"/>
         <w:rPr>
           <w:rFonts w:ascii="Segoe UI" w:hAnsi="Segoe UI" w:cs="Segoe UI"/>
           <w:color w:val="1C1C1C"/>
@@ -287,7 +287,7 @@
     <w:p>
       <w:pPr>
         <w:pStyle w:val="note"/>
-        <w:divId w:val="1822042892"/>
+        <w:divId w:val="1195970357"/>
         <w:rPr>
           <w:rFonts w:ascii="Segoe UI" w:hAnsi="Segoe UI" w:cs="Segoe UI"/>
           <w:lang w:val="nl-NL"/>
@@ -307,7 +307,7 @@
     <w:p>
       <w:pPr>
         <w:pStyle w:val="3"/>
-        <w:divId w:val="1822042892"/>
+        <w:divId w:val="1195970357"/>
         <w:rPr>
           <w:rFonts w:ascii="Segoe UI" w:eastAsia="Times New Roman" w:hAnsi="Segoe UI" w:cs="Segoe UI"/>
           <w:lang w:val="nl-NL"/>
@@ -324,7 +324,7 @@
     <w:p>
       <w:pPr>
         <w:pStyle w:val="a7"/>
-        <w:divId w:val="1822042892"/>
+        <w:divId w:val="1195970357"/>
         <w:rPr>
           <w:rFonts w:ascii="Segoe UI" w:hAnsi="Segoe UI" w:cs="Segoe UI"/>
           <w:color w:val="1C1C1C"/>
@@ -359,7 +359,7 @@
     <w:p>
       <w:pPr>
         <w:pStyle w:val="3"/>
-        <w:divId w:val="1822042892"/>
+        <w:divId w:val="1195970357"/>
         <w:rPr>
           <w:rFonts w:ascii="Segoe UI" w:eastAsia="Times New Roman" w:hAnsi="Segoe UI" w:cs="Segoe UI"/>
           <w:lang w:val="nl-NL"/>
@@ -376,7 +376,7 @@
     <w:p>
       <w:pPr>
         <w:pStyle w:val="a7"/>
-        <w:divId w:val="1822042892"/>
+        <w:divId w:val="1195970357"/>
         <w:rPr>
           <w:rFonts w:ascii="Segoe UI" w:hAnsi="Segoe UI" w:cs="Segoe UI"/>
           <w:color w:val="1C1C1C"/>
@@ -403,7 +403,7 @@
     <w:p>
       <w:pPr>
         <w:pStyle w:val="3"/>
-        <w:divId w:val="1822042892"/>
+        <w:divId w:val="1195970357"/>
         <w:rPr>
           <w:rFonts w:ascii="Segoe UI" w:eastAsia="Times New Roman" w:hAnsi="Segoe UI" w:cs="Segoe UI"/>
           <w:lang w:val="nl-NL"/>
@@ -420,7 +420,7 @@
     <w:p>
       <w:pPr>
         <w:pStyle w:val="a7"/>
-        <w:divId w:val="1822042892"/>
+        <w:divId w:val="1195970357"/>
         <w:rPr>
           <w:rFonts w:ascii="Segoe UI" w:hAnsi="Segoe UI" w:cs="Segoe UI"/>
           <w:color w:val="1C1C1C"/>
@@ -455,7 +455,7 @@
     <w:p>
       <w:pPr>
         <w:pStyle w:val="3"/>
-        <w:divId w:val="1822042892"/>
+        <w:divId w:val="1195970357"/>
         <w:rPr>
           <w:rFonts w:ascii="Segoe UI" w:eastAsia="Times New Roman" w:hAnsi="Segoe UI" w:cs="Segoe UI"/>
           <w:lang w:val="nl-NL"/>
@@ -472,7 +472,7 @@
     <w:p>
       <w:pPr>
         <w:pStyle w:val="a7"/>
-        <w:divId w:val="1822042892"/>
+        <w:divId w:val="1195970357"/>
         <w:rPr>
           <w:rFonts w:ascii="Segoe UI" w:hAnsi="Segoe UI" w:cs="Segoe UI"/>
           <w:color w:val="1C1C1C"/>
@@ -491,7 +491,7 @@
     <w:p>
       <w:pPr>
         <w:pStyle w:val="a7"/>
-        <w:divId w:val="1822042892"/>
+        <w:divId w:val="1195970357"/>
         <w:rPr>
           <w:rFonts w:ascii="Segoe UI" w:hAnsi="Segoe UI" w:cs="Segoe UI"/>
           <w:color w:val="1C1C1C"/>
@@ -518,7 +518,7 @@
     <w:p>
       <w:pPr>
         <w:pStyle w:val="a7"/>
-        <w:divId w:val="1822042892"/>
+        <w:divId w:val="1195970357"/>
         <w:rPr>
           <w:rFonts w:ascii="Segoe UI" w:hAnsi="Segoe UI" w:cs="Segoe UI"/>
           <w:color w:val="1C1C1C"/>
@@ -537,7 +537,7 @@
     <w:p>
       <w:pPr>
         <w:pStyle w:val="3"/>
-        <w:divId w:val="1822042892"/>
+        <w:divId w:val="1195970357"/>
         <w:rPr>
           <w:rFonts w:ascii="Segoe UI" w:eastAsia="Times New Roman" w:hAnsi="Segoe UI" w:cs="Segoe UI"/>
           <w:lang w:val="nl-NL"/>
@@ -554,7 +554,7 @@
     <w:p>
       <w:pPr>
         <w:pStyle w:val="a7"/>
-        <w:divId w:val="1822042892"/>
+        <w:divId w:val="1195970357"/>
         <w:rPr>
           <w:rFonts w:ascii="Segoe UI" w:hAnsi="Segoe UI" w:cs="Segoe UI"/>
           <w:color w:val="1C1C1C"/>
@@ -581,26 +581,26 @@
     <w:p>
       <w:pPr>
         <w:pStyle w:val="a7"/>
-        <w:divId w:val="1822042892"/>
-        <w:rPr>
-          <w:rFonts w:ascii="Segoe UI" w:hAnsi="Segoe UI" w:cs="Segoe UI"/>
-          <w:color w:val="1C1C1C"/>
-          <w:lang w:val="nl-NL"/>
-        </w:rPr>
-      </w:pPr>
-      <w:r>
-        <w:rPr>
-          <w:rFonts w:ascii="Segoe UI" w:hAnsi="Segoe UI" w:cs="Segoe UI"/>
-          <w:color w:val="1C1C1C"/>
-          <w:lang w:val="nl-NL"/>
-        </w:rPr>
-        <w:t>Zonder scherm. Gemaakt in Frankrijk (Cannes), certificaten CE en UKCA.</w:t>
+        <w:divId w:val="1195970357"/>
+        <w:rPr>
+          <w:rFonts w:ascii="Segoe UI" w:hAnsi="Segoe UI" w:cs="Segoe UI"/>
+          <w:color w:val="1C1C1C"/>
+          <w:lang w:val="nl-NL"/>
+        </w:rPr>
+      </w:pPr>
+      <w:r>
+        <w:rPr>
+          <w:rFonts w:ascii="Segoe UI" w:hAnsi="Segoe UI" w:cs="Segoe UI"/>
+          <w:color w:val="1C1C1C"/>
+          <w:lang w:val="nl-NL"/>
+        </w:rPr>
+        <w:t>Zonder scherm. Gemaakt in Frankrijk (Cannes), certificaat CE.</w:t>
       </w:r>
     </w:p>
     <w:p>
       <w:pPr>
         <w:pStyle w:val="note"/>
-        <w:divId w:val="1822042892"/>
+        <w:divId w:val="1195970357"/>
         <w:rPr>
           <w:rFonts w:ascii="Segoe UI" w:hAnsi="Segoe UI" w:cs="Segoe UI"/>
           <w:lang w:val="nl-NL"/>
@@ -620,34 +620,34 @@
     <w:p>
       <w:pPr>
         <w:pStyle w:val="a7"/>
-        <w:divId w:val="1822042892"/>
-        <w:rPr>
-          <w:rFonts w:ascii="Segoe UI" w:hAnsi="Segoe UI" w:cs="Segoe UI"/>
-          <w:color w:val="1C1C1C"/>
-          <w:lang w:val="nl-NL"/>
-        </w:rPr>
-      </w:pPr>
-      <w:r>
-        <w:rPr>
-          <w:rFonts w:ascii="Segoe UI" w:hAnsi="Segoe UI" w:cs="Segoe UI"/>
-          <w:color w:val="1C1C1C"/>
-          <w:lang w:val="nl-NL"/>
-        </w:rPr>
-        <w:t>Probeer de robot uit voordat</w:t>
-      </w:r>
-      <w:r>
-        <w:rPr>
-          <w:rFonts w:ascii="Segoe UI" w:hAnsi="Segoe UI" w:cs="Segoe UI"/>
-          <w:color w:val="1C1C1C"/>
-          <w:lang w:val="nl-NL"/>
-        </w:rPr>
-        <w:t xml:space="preserve"> je koopt. Hij werkt rechtstreeks in de browser. Open de link of richt je camera op de QR-code:</w:t>
-      </w:r>
-    </w:p>
-    <w:p>
-      <w:pPr>
-        <w:pStyle w:val="a7"/>
-        <w:divId w:val="1822042892"/>
+        <w:divId w:val="1195970357"/>
+        <w:rPr>
+          <w:rFonts w:ascii="Segoe UI" w:hAnsi="Segoe UI" w:cs="Segoe UI"/>
+          <w:color w:val="1C1C1C"/>
+          <w:lang w:val="nl-NL"/>
+        </w:rPr>
+      </w:pPr>
+      <w:r>
+        <w:rPr>
+          <w:rFonts w:ascii="Segoe UI" w:hAnsi="Segoe UI" w:cs="Segoe UI"/>
+          <w:color w:val="1C1C1C"/>
+          <w:lang w:val="nl-NL"/>
+        </w:rPr>
+        <w:t>Probeer de robot uit voordat je koopt</w:t>
+      </w:r>
+      <w:r>
+        <w:rPr>
+          <w:rFonts w:ascii="Segoe UI" w:hAnsi="Segoe UI" w:cs="Segoe UI"/>
+          <w:color w:val="1C1C1C"/>
+          <w:lang w:val="nl-NL"/>
+        </w:rPr>
+        <w:t>. Hij werkt rechtstreeks in de browser. Open de link of richt je camera op de QR-code:</w:t>
+      </w:r>
+    </w:p>
+    <w:p>
+      <w:pPr>
+        <w:pStyle w:val="a7"/>
+        <w:divId w:val="1195970357"/>
         <w:rPr>
           <w:rFonts w:ascii="Segoe UI" w:hAnsi="Segoe UI" w:cs="Segoe UI"/>
           <w:color w:val="1C1C1C"/>
@@ -666,7 +666,7 @@
     <w:p>
       <w:pPr>
         <w:pStyle w:val="note"/>
-        <w:divId w:val="1822042892"/>
+        <w:divId w:val="1195970357"/>
         <w:rPr>
           <w:rFonts w:ascii="Segoe UI" w:hAnsi="Segoe UI" w:cs="Segoe UI"/>
           <w:lang w:val="nl-NL"/>
@@ -686,7 +686,7 @@
     <w:p>
       <w:pPr>
         <w:pStyle w:val="note"/>
-        <w:divId w:val="1822042892"/>
+        <w:divId w:val="1195970357"/>
         <w:rPr>
           <w:rFonts w:ascii="Segoe UI" w:hAnsi="Segoe UI" w:cs="Segoe UI"/>
           <w:lang w:val="nl-NL"/>
@@ -706,7 +706,7 @@
     <w:p>
       <w:pPr>
         <w:pStyle w:val="a7"/>
-        <w:divId w:val="1822042892"/>
+        <w:divId w:val="1195970357"/>
         <w:rPr>
           <w:rFonts w:ascii="Segoe UI" w:hAnsi="Segoe UI" w:cs="Segoe UI"/>
           <w:color w:val="1C1C1C"/>
@@ -725,7 +725,7 @@
     <w:p>
       <w:pPr>
         <w:pStyle w:val="a7"/>
-        <w:divId w:val="1822042892"/>
+        <w:divId w:val="1195970357"/>
         <w:rPr>
           <w:rFonts w:ascii="Segoe UI" w:hAnsi="Segoe UI" w:cs="Segoe UI"/>
           <w:color w:val="1C1C1C"/>
@@ -754,13 +754,13 @@
           <w:color w:val="1C1C1C"/>
           <w:lang w:val="nl-NL"/>
         </w:rPr>
-        <w:t>accu, opladen via USB-C, ongeveer 1,5 uur. Leeftijd 4-10 jaar. Gemaakt in Cannes, Frankrijk. Certificaten CE en UKCA.</w:t>
-      </w:r>
-    </w:p>
-    <w:p>
-      <w:pPr>
-        <w:pStyle w:val="a7"/>
-        <w:divId w:val="1822042892"/>
+        <w:t>accu, opladen via USB-C, ongeveer 1,5 uur. Leeftijd 4-10 jaar. Gemaakt in Cannes, Frankrijk. Certificaat CE.</w:t>
+      </w:r>
+    </w:p>
+    <w:p>
+      <w:pPr>
+        <w:pStyle w:val="a7"/>
+        <w:divId w:val="1195970357"/>
         <w:rPr>
           <w:rFonts w:ascii="Segoe UI" w:hAnsi="Segoe UI" w:cs="Segoe UI"/>
           <w:color w:val="1C1C1C"/>
@@ -779,7 +779,7 @@
     <w:p>
       <w:pPr>
         <w:pStyle w:val="note"/>
-        <w:divId w:val="1822042892"/>
+        <w:divId w:val="1195970357"/>
         <w:rPr>
           <w:rFonts w:ascii="Segoe UI" w:hAnsi="Segoe UI" w:cs="Segoe UI"/>
           <w:lang w:val="nl-NL"/>
@@ -793,7 +793,7 @@
           <w:iCs/>
           <w:lang w:val="nl-NL"/>
         </w:rPr>
-        <w:t xml:space="preserve">Artikelnummer en </w:t>
+        <w:t>Artikelnummer en prijs wor</w:t>
       </w:r>
       <w:r>
         <w:rPr>
@@ -803,13 +803,13 @@
           <w:iCs/>
           <w:lang w:val="nl-NL"/>
         </w:rPr>
-        <w:t>prijs worden door de distributeur bepaald.</w:t>
+        <w:t>den door de distributeur bepaald.</w:t>
       </w:r>
     </w:p>
     <w:p>
       <w:pPr>
         <w:pStyle w:val="note"/>
-        <w:divId w:val="1822042892"/>
+        <w:divId w:val="1195970357"/>
         <w:rPr>
           <w:rFonts w:ascii="Segoe UI" w:hAnsi="Segoe UI" w:cs="Segoe UI"/>
           <w:lang w:val="nl-NL"/>

--- a/nl/catalogue.docx
+++ b/nl/catalogue.docx
@@ -5,7 +5,7 @@
     <w:p>
       <w:pPr>
         <w:pStyle w:val="note"/>
-        <w:divId w:val="1195970357"/>
+        <w:divId w:val="21825251"/>
         <w:rPr>
           <w:rFonts w:ascii="Segoe UI" w:hAnsi="Segoe UI" w:cs="Segoe UI"/>
           <w:lang w:val="nl-NL"/>
@@ -25,7 +25,7 @@
     <w:p>
       <w:pPr>
         <w:pStyle w:val="note"/>
-        <w:divId w:val="1195970357"/>
+        <w:divId w:val="21825251"/>
         <w:rPr>
           <w:rFonts w:ascii="Segoe UI" w:hAnsi="Segoe UI" w:cs="Segoe UI"/>
           <w:lang w:val="nl-NL"/>
@@ -45,7 +45,7 @@
     <w:p>
       <w:pPr>
         <w:pStyle w:val="1"/>
-        <w:divId w:val="1195970357"/>
+        <w:divId w:val="21825251"/>
         <w:rPr>
           <w:rFonts w:ascii="Segoe UI" w:eastAsia="Times New Roman" w:hAnsi="Segoe UI" w:cs="Segoe UI"/>
           <w:lang w:val="nl-NL"/>
@@ -62,7 +62,7 @@
     <w:p>
       <w:pPr>
         <w:pStyle w:val="2"/>
-        <w:divId w:val="1195970357"/>
+        <w:divId w:val="21825251"/>
         <w:rPr>
           <w:rFonts w:ascii="Segoe UI" w:eastAsia="Times New Roman" w:hAnsi="Segoe UI" w:cs="Segoe UI"/>
           <w:lang w:val="nl-NL"/>
@@ -79,7 +79,7 @@
     <w:p>
       <w:pPr>
         <w:pStyle w:val="note"/>
-        <w:divId w:val="1195970357"/>
+        <w:divId w:val="21825251"/>
         <w:rPr>
           <w:rFonts w:ascii="Segoe UI" w:hAnsi="Segoe UI" w:cs="Segoe UI"/>
           <w:lang w:val="nl-NL"/>
@@ -109,7 +109,7 @@
     <w:p>
       <w:pPr>
         <w:pStyle w:val="a7"/>
-        <w:divId w:val="1195970357"/>
+        <w:divId w:val="21825251"/>
         <w:rPr>
           <w:rFonts w:ascii="Segoe UI" w:hAnsi="Segoe UI" w:cs="Segoe UI"/>
           <w:color w:val="1C1C1C"/>
@@ -128,7 +128,7 @@
     <w:p>
       <w:pPr>
         <w:pStyle w:val="a7"/>
-        <w:divId w:val="1195970357"/>
+        <w:divId w:val="21825251"/>
         <w:rPr>
           <w:rFonts w:ascii="Segoe UI" w:hAnsi="Segoe UI" w:cs="Segoe UI"/>
           <w:color w:val="1C1C1C"/>
@@ -155,7 +155,7 @@
     <w:p>
       <w:pPr>
         <w:pStyle w:val="3"/>
-        <w:divId w:val="1195970357"/>
+        <w:divId w:val="21825251"/>
         <w:rPr>
           <w:rFonts w:ascii="Segoe UI" w:eastAsia="Times New Roman" w:hAnsi="Segoe UI" w:cs="Segoe UI"/>
           <w:lang w:val="nl-NL"/>
@@ -172,7 +172,7 @@
     <w:p>
       <w:pPr>
         <w:pStyle w:val="a7"/>
-        <w:divId w:val="1195970357"/>
+        <w:divId w:val="21825251"/>
         <w:rPr>
           <w:rFonts w:ascii="Segoe UI" w:hAnsi="Segoe UI" w:cs="Segoe UI"/>
           <w:color w:val="1C1C1C"/>
@@ -199,7 +199,7 @@
     <w:p>
       <w:pPr>
         <w:pStyle w:val="3"/>
-        <w:divId w:val="1195970357"/>
+        <w:divId w:val="21825251"/>
         <w:rPr>
           <w:rFonts w:ascii="Segoe UI" w:eastAsia="Times New Roman" w:hAnsi="Segoe UI" w:cs="Segoe UI"/>
           <w:lang w:val="nl-NL"/>
@@ -216,7 +216,7 @@
     <w:p>
       <w:pPr>
         <w:pStyle w:val="a7"/>
-        <w:divId w:val="1195970357"/>
+        <w:divId w:val="21825251"/>
         <w:rPr>
           <w:rFonts w:ascii="Segoe UI" w:hAnsi="Segoe UI" w:cs="Segoe UI"/>
           <w:color w:val="1C1C1C"/>
@@ -243,7 +243,7 @@
     <w:p>
       <w:pPr>
         <w:pStyle w:val="3"/>
-        <w:divId w:val="1195970357"/>
+        <w:divId w:val="21825251"/>
         <w:rPr>
           <w:rFonts w:ascii="Segoe UI" w:eastAsia="Times New Roman" w:hAnsi="Segoe UI" w:cs="Segoe UI"/>
           <w:lang w:val="nl-NL"/>
@@ -260,7 +260,7 @@
     <w:p>
       <w:pPr>
         <w:pStyle w:val="a7"/>
-        <w:divId w:val="1195970357"/>
+        <w:divId w:val="21825251"/>
         <w:rPr>
           <w:rFonts w:ascii="Segoe UI" w:hAnsi="Segoe UI" w:cs="Segoe UI"/>
           <w:color w:val="1C1C1C"/>
@@ -287,7 +287,7 @@
     <w:p>
       <w:pPr>
         <w:pStyle w:val="note"/>
-        <w:divId w:val="1195970357"/>
+        <w:divId w:val="21825251"/>
         <w:rPr>
           <w:rFonts w:ascii="Segoe UI" w:hAnsi="Segoe UI" w:cs="Segoe UI"/>
           <w:lang w:val="nl-NL"/>
@@ -307,7 +307,7 @@
     <w:p>
       <w:pPr>
         <w:pStyle w:val="3"/>
-        <w:divId w:val="1195970357"/>
+        <w:divId w:val="21825251"/>
         <w:rPr>
           <w:rFonts w:ascii="Segoe UI" w:eastAsia="Times New Roman" w:hAnsi="Segoe UI" w:cs="Segoe UI"/>
           <w:lang w:val="nl-NL"/>
@@ -324,7 +324,7 @@
     <w:p>
       <w:pPr>
         <w:pStyle w:val="a7"/>
-        <w:divId w:val="1195970357"/>
+        <w:divId w:val="21825251"/>
         <w:rPr>
           <w:rFonts w:ascii="Segoe UI" w:hAnsi="Segoe UI" w:cs="Segoe UI"/>
           <w:color w:val="1C1C1C"/>
@@ -359,7 +359,7 @@
     <w:p>
       <w:pPr>
         <w:pStyle w:val="3"/>
-        <w:divId w:val="1195970357"/>
+        <w:divId w:val="21825251"/>
         <w:rPr>
           <w:rFonts w:ascii="Segoe UI" w:eastAsia="Times New Roman" w:hAnsi="Segoe UI" w:cs="Segoe UI"/>
           <w:lang w:val="nl-NL"/>
@@ -376,7 +376,7 @@
     <w:p>
       <w:pPr>
         <w:pStyle w:val="a7"/>
-        <w:divId w:val="1195970357"/>
+        <w:divId w:val="21825251"/>
         <w:rPr>
           <w:rFonts w:ascii="Segoe UI" w:hAnsi="Segoe UI" w:cs="Segoe UI"/>
           <w:color w:val="1C1C1C"/>
@@ -403,7 +403,7 @@
     <w:p>
       <w:pPr>
         <w:pStyle w:val="3"/>
-        <w:divId w:val="1195970357"/>
+        <w:divId w:val="21825251"/>
         <w:rPr>
           <w:rFonts w:ascii="Segoe UI" w:eastAsia="Times New Roman" w:hAnsi="Segoe UI" w:cs="Segoe UI"/>
           <w:lang w:val="nl-NL"/>
@@ -420,7 +420,7 @@
     <w:p>
       <w:pPr>
         <w:pStyle w:val="a7"/>
-        <w:divId w:val="1195970357"/>
+        <w:divId w:val="21825251"/>
         <w:rPr>
           <w:rFonts w:ascii="Segoe UI" w:hAnsi="Segoe UI" w:cs="Segoe UI"/>
           <w:color w:val="1C1C1C"/>
@@ -455,7 +455,7 @@
     <w:p>
       <w:pPr>
         <w:pStyle w:val="3"/>
-        <w:divId w:val="1195970357"/>
+        <w:divId w:val="21825251"/>
         <w:rPr>
           <w:rFonts w:ascii="Segoe UI" w:eastAsia="Times New Roman" w:hAnsi="Segoe UI" w:cs="Segoe UI"/>
           <w:lang w:val="nl-NL"/>
@@ -472,7 +472,7 @@
     <w:p>
       <w:pPr>
         <w:pStyle w:val="a7"/>
-        <w:divId w:val="1195970357"/>
+        <w:divId w:val="21825251"/>
         <w:rPr>
           <w:rFonts w:ascii="Segoe UI" w:hAnsi="Segoe UI" w:cs="Segoe UI"/>
           <w:color w:val="1C1C1C"/>
@@ -491,7 +491,7 @@
     <w:p>
       <w:pPr>
         <w:pStyle w:val="a7"/>
-        <w:divId w:val="1195970357"/>
+        <w:divId w:val="21825251"/>
         <w:rPr>
           <w:rFonts w:ascii="Segoe UI" w:hAnsi="Segoe UI" w:cs="Segoe UI"/>
           <w:color w:val="1C1C1C"/>
@@ -518,7 +518,7 @@
     <w:p>
       <w:pPr>
         <w:pStyle w:val="a7"/>
-        <w:divId w:val="1195970357"/>
+        <w:divId w:val="21825251"/>
         <w:rPr>
           <w:rFonts w:ascii="Segoe UI" w:hAnsi="Segoe UI" w:cs="Segoe UI"/>
           <w:color w:val="1C1C1C"/>
@@ -537,7 +537,7 @@
     <w:p>
       <w:pPr>
         <w:pStyle w:val="3"/>
-        <w:divId w:val="1195970357"/>
+        <w:divId w:val="21825251"/>
         <w:rPr>
           <w:rFonts w:ascii="Segoe UI" w:eastAsia="Times New Roman" w:hAnsi="Segoe UI" w:cs="Segoe UI"/>
           <w:lang w:val="nl-NL"/>
@@ -554,7 +554,7 @@
     <w:p>
       <w:pPr>
         <w:pStyle w:val="a7"/>
-        <w:divId w:val="1195970357"/>
+        <w:divId w:val="21825251"/>
         <w:rPr>
           <w:rFonts w:ascii="Segoe UI" w:hAnsi="Segoe UI" w:cs="Segoe UI"/>
           <w:color w:val="1C1C1C"/>
@@ -581,26 +581,26 @@
     <w:p>
       <w:pPr>
         <w:pStyle w:val="a7"/>
-        <w:divId w:val="1195970357"/>
-        <w:rPr>
-          <w:rFonts w:ascii="Segoe UI" w:hAnsi="Segoe UI" w:cs="Segoe UI"/>
-          <w:color w:val="1C1C1C"/>
-          <w:lang w:val="nl-NL"/>
-        </w:rPr>
-      </w:pPr>
-      <w:r>
-        <w:rPr>
-          <w:rFonts w:ascii="Segoe UI" w:hAnsi="Segoe UI" w:cs="Segoe UI"/>
-          <w:color w:val="1C1C1C"/>
-          <w:lang w:val="nl-NL"/>
-        </w:rPr>
-        <w:t>Zonder scherm. Gemaakt in Frankrijk (Cannes), certificaat CE.</w:t>
+        <w:divId w:val="21825251"/>
+        <w:rPr>
+          <w:rFonts w:ascii="Segoe UI" w:hAnsi="Segoe UI" w:cs="Segoe UI"/>
+          <w:color w:val="1C1C1C"/>
+          <w:lang w:val="nl-NL"/>
+        </w:rPr>
+      </w:pPr>
+      <w:r>
+        <w:rPr>
+          <w:rFonts w:ascii="Segoe UI" w:hAnsi="Segoe UI" w:cs="Segoe UI"/>
+          <w:color w:val="1C1C1C"/>
+          <w:lang w:val="nl-NL"/>
+        </w:rPr>
+        <w:t>Zonder scherm. Ontworpen in Frankrijk, certificaat CE.</w:t>
       </w:r>
     </w:p>
     <w:p>
       <w:pPr>
         <w:pStyle w:val="note"/>
-        <w:divId w:val="1195970357"/>
+        <w:divId w:val="21825251"/>
         <w:rPr>
           <w:rFonts w:ascii="Segoe UI" w:hAnsi="Segoe UI" w:cs="Segoe UI"/>
           <w:lang w:val="nl-NL"/>
@@ -620,34 +620,34 @@
     <w:p>
       <w:pPr>
         <w:pStyle w:val="a7"/>
-        <w:divId w:val="1195970357"/>
-        <w:rPr>
-          <w:rFonts w:ascii="Segoe UI" w:hAnsi="Segoe UI" w:cs="Segoe UI"/>
-          <w:color w:val="1C1C1C"/>
-          <w:lang w:val="nl-NL"/>
-        </w:rPr>
-      </w:pPr>
-      <w:r>
-        <w:rPr>
-          <w:rFonts w:ascii="Segoe UI" w:hAnsi="Segoe UI" w:cs="Segoe UI"/>
-          <w:color w:val="1C1C1C"/>
-          <w:lang w:val="nl-NL"/>
-        </w:rPr>
-        <w:t>Probeer de robot uit voordat je koopt</w:t>
-      </w:r>
-      <w:r>
-        <w:rPr>
-          <w:rFonts w:ascii="Segoe UI" w:hAnsi="Segoe UI" w:cs="Segoe UI"/>
-          <w:color w:val="1C1C1C"/>
-          <w:lang w:val="nl-NL"/>
-        </w:rPr>
-        <w:t>. Hij werkt rechtstreeks in de browser. Open de link of richt je camera op de QR-code:</w:t>
-      </w:r>
-    </w:p>
-    <w:p>
-      <w:pPr>
-        <w:pStyle w:val="a7"/>
-        <w:divId w:val="1195970357"/>
+        <w:divId w:val="21825251"/>
+        <w:rPr>
+          <w:rFonts w:ascii="Segoe UI" w:hAnsi="Segoe UI" w:cs="Segoe UI"/>
+          <w:color w:val="1C1C1C"/>
+          <w:lang w:val="nl-NL"/>
+        </w:rPr>
+      </w:pPr>
+      <w:r>
+        <w:rPr>
+          <w:rFonts w:ascii="Segoe UI" w:hAnsi="Segoe UI" w:cs="Segoe UI"/>
+          <w:color w:val="1C1C1C"/>
+          <w:lang w:val="nl-NL"/>
+        </w:rPr>
+        <w:t>Probeer de robot uit voordat je koopt. Hij w</w:t>
+      </w:r>
+      <w:r>
+        <w:rPr>
+          <w:rFonts w:ascii="Segoe UI" w:hAnsi="Segoe UI" w:cs="Segoe UI"/>
+          <w:color w:val="1C1C1C"/>
+          <w:lang w:val="nl-NL"/>
+        </w:rPr>
+        <w:t>erkt rechtstreeks in de browser. Open de link of richt je camera op de QR-code:</w:t>
+      </w:r>
+    </w:p>
+    <w:p>
+      <w:pPr>
+        <w:pStyle w:val="a7"/>
+        <w:divId w:val="21825251"/>
         <w:rPr>
           <w:rFonts w:ascii="Segoe UI" w:hAnsi="Segoe UI" w:cs="Segoe UI"/>
           <w:color w:val="1C1C1C"/>
@@ -666,7 +666,7 @@
     <w:p>
       <w:pPr>
         <w:pStyle w:val="note"/>
-        <w:divId w:val="1195970357"/>
+        <w:divId w:val="21825251"/>
         <w:rPr>
           <w:rFonts w:ascii="Segoe UI" w:hAnsi="Segoe UI" w:cs="Segoe UI"/>
           <w:lang w:val="nl-NL"/>
@@ -686,7 +686,7 @@
     <w:p>
       <w:pPr>
         <w:pStyle w:val="note"/>
-        <w:divId w:val="1195970357"/>
+        <w:divId w:val="21825251"/>
         <w:rPr>
           <w:rFonts w:ascii="Segoe UI" w:hAnsi="Segoe UI" w:cs="Segoe UI"/>
           <w:lang w:val="nl-NL"/>
@@ -706,7 +706,7 @@
     <w:p>
       <w:pPr>
         <w:pStyle w:val="a7"/>
-        <w:divId w:val="1195970357"/>
+        <w:divId w:val="21825251"/>
         <w:rPr>
           <w:rFonts w:ascii="Segoe UI" w:hAnsi="Segoe UI" w:cs="Segoe UI"/>
           <w:color w:val="1C1C1C"/>
@@ -725,7 +725,7 @@
     <w:p>
       <w:pPr>
         <w:pStyle w:val="a7"/>
-        <w:divId w:val="1195970357"/>
+        <w:divId w:val="21825251"/>
         <w:rPr>
           <w:rFonts w:ascii="Segoe UI" w:hAnsi="Segoe UI" w:cs="Segoe UI"/>
           <w:color w:val="1C1C1C"/>
@@ -754,13 +754,13 @@
           <w:color w:val="1C1C1C"/>
           <w:lang w:val="nl-NL"/>
         </w:rPr>
-        <w:t>accu, opladen via USB-C, ongeveer 1,5 uur. Leeftijd 4-10 jaar. Gemaakt in Cannes, Frankrijk. Certificaat CE.</w:t>
-      </w:r>
-    </w:p>
-    <w:p>
-      <w:pPr>
-        <w:pStyle w:val="a7"/>
-        <w:divId w:val="1195970357"/>
+        <w:t>accu, opladen via USB-C, ongeveer 1,5 uur. Leeftijd 4-10 jaar. Ontworpen in Frankrijk. Certificaat CE.</w:t>
+      </w:r>
+    </w:p>
+    <w:p>
+      <w:pPr>
+        <w:pStyle w:val="a7"/>
+        <w:divId w:val="21825251"/>
         <w:rPr>
           <w:rFonts w:ascii="Segoe UI" w:hAnsi="Segoe UI" w:cs="Segoe UI"/>
           <w:color w:val="1C1C1C"/>
@@ -779,7 +779,7 @@
     <w:p>
       <w:pPr>
         <w:pStyle w:val="note"/>
-        <w:divId w:val="1195970357"/>
+        <w:divId w:val="21825251"/>
         <w:rPr>
           <w:rFonts w:ascii="Segoe UI" w:hAnsi="Segoe UI" w:cs="Segoe UI"/>
           <w:lang w:val="nl-NL"/>
@@ -793,7 +793,7 @@
           <w:iCs/>
           <w:lang w:val="nl-NL"/>
         </w:rPr>
-        <w:t>Artikelnummer en prijs wor</w:t>
+        <w:t>Artikelnummer en prijs worden do</w:t>
       </w:r>
       <w:r>
         <w:rPr>
@@ -803,13 +803,13 @@
           <w:iCs/>
           <w:lang w:val="nl-NL"/>
         </w:rPr>
-        <w:t>den door de distributeur bepaald.</w:t>
+        <w:t>or de distributeur bepaald.</w:t>
       </w:r>
     </w:p>
     <w:p>
       <w:pPr>
         <w:pStyle w:val="note"/>
-        <w:divId w:val="1195970357"/>
+        <w:divId w:val="21825251"/>
         <w:rPr>
           <w:rFonts w:ascii="Segoe UI" w:hAnsi="Segoe UI" w:cs="Segoe UI"/>
           <w:lang w:val="nl-NL"/>

--- a/nl/catalogue.docx
+++ b/nl/catalogue.docx
@@ -5,7 +5,7 @@
     <w:p>
       <w:pPr>
         <w:pStyle w:val="note"/>
-        <w:divId w:val="21825251"/>
+        <w:divId w:val="643852609"/>
         <w:rPr>
           <w:rFonts w:ascii="Segoe UI" w:hAnsi="Segoe UI" w:cs="Segoe UI"/>
           <w:lang w:val="nl-NL"/>
@@ -25,7 +25,7 @@
     <w:p>
       <w:pPr>
         <w:pStyle w:val="note"/>
-        <w:divId w:val="21825251"/>
+        <w:divId w:val="643852609"/>
         <w:rPr>
           <w:rFonts w:ascii="Segoe UI" w:hAnsi="Segoe UI" w:cs="Segoe UI"/>
           <w:lang w:val="nl-NL"/>
@@ -45,7 +45,7 @@
     <w:p>
       <w:pPr>
         <w:pStyle w:val="1"/>
-        <w:divId w:val="21825251"/>
+        <w:divId w:val="643852609"/>
         <w:rPr>
           <w:rFonts w:ascii="Segoe UI" w:eastAsia="Times New Roman" w:hAnsi="Segoe UI" w:cs="Segoe UI"/>
           <w:lang w:val="nl-NL"/>
@@ -62,7 +62,7 @@
     <w:p>
       <w:pPr>
         <w:pStyle w:val="2"/>
-        <w:divId w:val="21825251"/>
+        <w:divId w:val="643852609"/>
         <w:rPr>
           <w:rFonts w:ascii="Segoe UI" w:eastAsia="Times New Roman" w:hAnsi="Segoe UI" w:cs="Segoe UI"/>
           <w:lang w:val="nl-NL"/>
@@ -79,7 +79,7 @@
     <w:p>
       <w:pPr>
         <w:pStyle w:val="note"/>
-        <w:divId w:val="21825251"/>
+        <w:divId w:val="643852609"/>
         <w:rPr>
           <w:rFonts w:ascii="Segoe UI" w:hAnsi="Segoe UI" w:cs="Segoe UI"/>
           <w:lang w:val="nl-NL"/>
@@ -109,7 +109,7 @@
     <w:p>
       <w:pPr>
         <w:pStyle w:val="a7"/>
-        <w:divId w:val="21825251"/>
+        <w:divId w:val="643852609"/>
         <w:rPr>
           <w:rFonts w:ascii="Segoe UI" w:hAnsi="Segoe UI" w:cs="Segoe UI"/>
           <w:color w:val="1C1C1C"/>
@@ -128,7 +128,7 @@
     <w:p>
       <w:pPr>
         <w:pStyle w:val="a7"/>
-        <w:divId w:val="21825251"/>
+        <w:divId w:val="643852609"/>
         <w:rPr>
           <w:rFonts w:ascii="Segoe UI" w:hAnsi="Segoe UI" w:cs="Segoe UI"/>
           <w:color w:val="1C1C1C"/>
@@ -155,7 +155,7 @@
     <w:p>
       <w:pPr>
         <w:pStyle w:val="3"/>
-        <w:divId w:val="21825251"/>
+        <w:divId w:val="643852609"/>
         <w:rPr>
           <w:rFonts w:ascii="Segoe UI" w:eastAsia="Times New Roman" w:hAnsi="Segoe UI" w:cs="Segoe UI"/>
           <w:lang w:val="nl-NL"/>
@@ -172,7 +172,7 @@
     <w:p>
       <w:pPr>
         <w:pStyle w:val="a7"/>
-        <w:divId w:val="21825251"/>
+        <w:divId w:val="643852609"/>
         <w:rPr>
           <w:rFonts w:ascii="Segoe UI" w:hAnsi="Segoe UI" w:cs="Segoe UI"/>
           <w:color w:val="1C1C1C"/>
@@ -199,7 +199,7 @@
     <w:p>
       <w:pPr>
         <w:pStyle w:val="3"/>
-        <w:divId w:val="21825251"/>
+        <w:divId w:val="643852609"/>
         <w:rPr>
           <w:rFonts w:ascii="Segoe UI" w:eastAsia="Times New Roman" w:hAnsi="Segoe UI" w:cs="Segoe UI"/>
           <w:lang w:val="nl-NL"/>
@@ -216,7 +216,7 @@
     <w:p>
       <w:pPr>
         <w:pStyle w:val="a7"/>
-        <w:divId w:val="21825251"/>
+        <w:divId w:val="643852609"/>
         <w:rPr>
           <w:rFonts w:ascii="Segoe UI" w:hAnsi="Segoe UI" w:cs="Segoe UI"/>
           <w:color w:val="1C1C1C"/>
@@ -243,7 +243,7 @@
     <w:p>
       <w:pPr>
         <w:pStyle w:val="3"/>
-        <w:divId w:val="21825251"/>
+        <w:divId w:val="643852609"/>
         <w:rPr>
           <w:rFonts w:ascii="Segoe UI" w:eastAsia="Times New Roman" w:hAnsi="Segoe UI" w:cs="Segoe UI"/>
           <w:lang w:val="nl-NL"/>
@@ -260,7 +260,7 @@
     <w:p>
       <w:pPr>
         <w:pStyle w:val="a7"/>
-        <w:divId w:val="21825251"/>
+        <w:divId w:val="643852609"/>
         <w:rPr>
           <w:rFonts w:ascii="Segoe UI" w:hAnsi="Segoe UI" w:cs="Segoe UI"/>
           <w:color w:val="1C1C1C"/>
@@ -287,7 +287,7 @@
     <w:p>
       <w:pPr>
         <w:pStyle w:val="note"/>
-        <w:divId w:val="21825251"/>
+        <w:divId w:val="643852609"/>
         <w:rPr>
           <w:rFonts w:ascii="Segoe UI" w:hAnsi="Segoe UI" w:cs="Segoe UI"/>
           <w:lang w:val="nl-NL"/>
@@ -307,7 +307,7 @@
     <w:p>
       <w:pPr>
         <w:pStyle w:val="3"/>
-        <w:divId w:val="21825251"/>
+        <w:divId w:val="643852609"/>
         <w:rPr>
           <w:rFonts w:ascii="Segoe UI" w:eastAsia="Times New Roman" w:hAnsi="Segoe UI" w:cs="Segoe UI"/>
           <w:lang w:val="nl-NL"/>
@@ -324,7 +324,7 @@
     <w:p>
       <w:pPr>
         <w:pStyle w:val="a7"/>
-        <w:divId w:val="21825251"/>
+        <w:divId w:val="643852609"/>
         <w:rPr>
           <w:rFonts w:ascii="Segoe UI" w:hAnsi="Segoe UI" w:cs="Segoe UI"/>
           <w:color w:val="1C1C1C"/>
@@ -359,7 +359,7 @@
     <w:p>
       <w:pPr>
         <w:pStyle w:val="3"/>
-        <w:divId w:val="21825251"/>
+        <w:divId w:val="643852609"/>
         <w:rPr>
           <w:rFonts w:ascii="Segoe UI" w:eastAsia="Times New Roman" w:hAnsi="Segoe UI" w:cs="Segoe UI"/>
           <w:lang w:val="nl-NL"/>
@@ -376,7 +376,7 @@
     <w:p>
       <w:pPr>
         <w:pStyle w:val="a7"/>
-        <w:divId w:val="21825251"/>
+        <w:divId w:val="643852609"/>
         <w:rPr>
           <w:rFonts w:ascii="Segoe UI" w:hAnsi="Segoe UI" w:cs="Segoe UI"/>
           <w:color w:val="1C1C1C"/>
@@ -403,7 +403,7 @@
     <w:p>
       <w:pPr>
         <w:pStyle w:val="3"/>
-        <w:divId w:val="21825251"/>
+        <w:divId w:val="643852609"/>
         <w:rPr>
           <w:rFonts w:ascii="Segoe UI" w:eastAsia="Times New Roman" w:hAnsi="Segoe UI" w:cs="Segoe UI"/>
           <w:lang w:val="nl-NL"/>
@@ -420,7 +420,7 @@
     <w:p>
       <w:pPr>
         <w:pStyle w:val="a7"/>
-        <w:divId w:val="21825251"/>
+        <w:divId w:val="643852609"/>
         <w:rPr>
           <w:rFonts w:ascii="Segoe UI" w:hAnsi="Segoe UI" w:cs="Segoe UI"/>
           <w:color w:val="1C1C1C"/>
@@ -455,7 +455,7 @@
     <w:p>
       <w:pPr>
         <w:pStyle w:val="3"/>
-        <w:divId w:val="21825251"/>
+        <w:divId w:val="643852609"/>
         <w:rPr>
           <w:rFonts w:ascii="Segoe UI" w:eastAsia="Times New Roman" w:hAnsi="Segoe UI" w:cs="Segoe UI"/>
           <w:lang w:val="nl-NL"/>
@@ -472,7 +472,7 @@
     <w:p>
       <w:pPr>
         <w:pStyle w:val="a7"/>
-        <w:divId w:val="21825251"/>
+        <w:divId w:val="643852609"/>
         <w:rPr>
           <w:rFonts w:ascii="Segoe UI" w:hAnsi="Segoe UI" w:cs="Segoe UI"/>
           <w:color w:val="1C1C1C"/>
@@ -491,7 +491,7 @@
     <w:p>
       <w:pPr>
         <w:pStyle w:val="a7"/>
-        <w:divId w:val="21825251"/>
+        <w:divId w:val="643852609"/>
         <w:rPr>
           <w:rFonts w:ascii="Segoe UI" w:hAnsi="Segoe UI" w:cs="Segoe UI"/>
           <w:color w:val="1C1C1C"/>
@@ -518,7 +518,7 @@
     <w:p>
       <w:pPr>
         <w:pStyle w:val="a7"/>
-        <w:divId w:val="21825251"/>
+        <w:divId w:val="643852609"/>
         <w:rPr>
           <w:rFonts w:ascii="Segoe UI" w:hAnsi="Segoe UI" w:cs="Segoe UI"/>
           <w:color w:val="1C1C1C"/>
@@ -537,7 +537,7 @@
     <w:p>
       <w:pPr>
         <w:pStyle w:val="3"/>
-        <w:divId w:val="21825251"/>
+        <w:divId w:val="643852609"/>
         <w:rPr>
           <w:rFonts w:ascii="Segoe UI" w:eastAsia="Times New Roman" w:hAnsi="Segoe UI" w:cs="Segoe UI"/>
           <w:lang w:val="nl-NL"/>
@@ -554,7 +554,7 @@
     <w:p>
       <w:pPr>
         <w:pStyle w:val="a7"/>
-        <w:divId w:val="21825251"/>
+        <w:divId w:val="643852609"/>
         <w:rPr>
           <w:rFonts w:ascii="Segoe UI" w:hAnsi="Segoe UI" w:cs="Segoe UI"/>
           <w:color w:val="1C1C1C"/>
@@ -581,7 +581,7 @@
     <w:p>
       <w:pPr>
         <w:pStyle w:val="a7"/>
-        <w:divId w:val="21825251"/>
+        <w:divId w:val="643852609"/>
         <w:rPr>
           <w:rFonts w:ascii="Segoe UI" w:hAnsi="Segoe UI" w:cs="Segoe UI"/>
           <w:color w:val="1C1C1C"/>
@@ -600,7 +600,7 @@
     <w:p>
       <w:pPr>
         <w:pStyle w:val="note"/>
-        <w:divId w:val="21825251"/>
+        <w:divId w:val="643852609"/>
         <w:rPr>
           <w:rFonts w:ascii="Segoe UI" w:hAnsi="Segoe UI" w:cs="Segoe UI"/>
           <w:lang w:val="nl-NL"/>
@@ -620,7 +620,7 @@
     <w:p>
       <w:pPr>
         <w:pStyle w:val="a7"/>
-        <w:divId w:val="21825251"/>
+        <w:divId w:val="643852609"/>
         <w:rPr>
           <w:rFonts w:ascii="Segoe UI" w:hAnsi="Segoe UI" w:cs="Segoe UI"/>
           <w:color w:val="1C1C1C"/>
@@ -647,7 +647,7 @@
     <w:p>
       <w:pPr>
         <w:pStyle w:val="a7"/>
-        <w:divId w:val="21825251"/>
+        <w:divId w:val="643852609"/>
         <w:rPr>
           <w:rFonts w:ascii="Segoe UI" w:hAnsi="Segoe UI" w:cs="Segoe UI"/>
           <w:color w:val="1C1C1C"/>
@@ -666,7 +666,7 @@
     <w:p>
       <w:pPr>
         <w:pStyle w:val="note"/>
-        <w:divId w:val="21825251"/>
+        <w:divId w:val="643852609"/>
         <w:rPr>
           <w:rFonts w:ascii="Segoe UI" w:hAnsi="Segoe UI" w:cs="Segoe UI"/>
           <w:lang w:val="nl-NL"/>
@@ -686,7 +686,7 @@
     <w:p>
       <w:pPr>
         <w:pStyle w:val="note"/>
-        <w:divId w:val="21825251"/>
+        <w:divId w:val="643852609"/>
         <w:rPr>
           <w:rFonts w:ascii="Segoe UI" w:hAnsi="Segoe UI" w:cs="Segoe UI"/>
           <w:lang w:val="nl-NL"/>
@@ -706,7 +706,7 @@
     <w:p>
       <w:pPr>
         <w:pStyle w:val="a7"/>
-        <w:divId w:val="21825251"/>
+        <w:divId w:val="643852609"/>
         <w:rPr>
           <w:rFonts w:ascii="Segoe UI" w:hAnsi="Segoe UI" w:cs="Segoe UI"/>
           <w:color w:val="1C1C1C"/>
@@ -725,7 +725,7 @@
     <w:p>
       <w:pPr>
         <w:pStyle w:val="a7"/>
-        <w:divId w:val="21825251"/>
+        <w:divId w:val="643852609"/>
         <w:rPr>
           <w:rFonts w:ascii="Segoe UI" w:hAnsi="Segoe UI" w:cs="Segoe UI"/>
           <w:color w:val="1C1C1C"/>
@@ -746,40 +746,48 @@
           <w:color w:val="1C1C1C"/>
           <w:lang w:val="nl-NL"/>
         </w:rPr>
-        <w:t xml:space="preserve"> fiches van karton. Robot 125 mm in diameter, 44 mm hoog, 220 g. Paneel 317 x 217 x 62 mm, 680 g. Fiches 33 x 33 mm, NFC. 11 dubbele sleuven. Stap standaard 15 cm, in te stellen op elke grootte. Draaien van 1 tot 360 graden. Bluetooth ongeveer 5 m. Li-Ion-</w:t>
-      </w:r>
-      <w:r>
-        <w:rPr>
-          <w:rFonts w:ascii="Segoe UI" w:hAnsi="Segoe UI" w:cs="Segoe UI"/>
-          <w:color w:val="1C1C1C"/>
-          <w:lang w:val="nl-NL"/>
-        </w:rPr>
-        <w:t>accu, opladen via USB-C, ongeveer 1,5 uur. Leeftijd 4-10 jaar. Ontworpen in Frankrijk. Certificaat CE.</w:t>
-      </w:r>
-    </w:p>
-    <w:p>
-      <w:pPr>
-        <w:pStyle w:val="a7"/>
-        <w:divId w:val="21825251"/>
-        <w:rPr>
-          <w:rFonts w:ascii="Segoe UI" w:hAnsi="Segoe UI" w:cs="Segoe UI"/>
-          <w:color w:val="1C1C1C"/>
-          <w:lang w:val="nl-NL"/>
-        </w:rPr>
-      </w:pPr>
-      <w:r>
-        <w:rPr>
-          <w:rFonts w:ascii="Segoe UI" w:hAnsi="Segoe UI" w:cs="Segoe UI"/>
-          <w:color w:val="1C1C1C"/>
-          <w:lang w:val="nl-NL"/>
-        </w:rPr>
-        <w:t>Service. Gewone stiften zijn geschikt, de accu is vervangbaar. Garantie en service worden door de distributeur verzorgd.</w:t>
+        <w:t xml:space="preserve"> fiches van karton. Robot 125 mm in diameter, 44 mm hoog, 225 g. Paneel 317 x 217 x 62 mm, 760 g. Fiches 33 x 33 mm, NFC, volledige set 150 g. Kit in doos ongeveer 1,9 kg. 11 dubbele sleuven. Stap standaard 15 cm, in te stellen op elke grootte. Draaien van</w:t>
+      </w:r>
+      <w:r>
+        <w:rPr>
+          <w:rFonts w:ascii="Segoe UI" w:hAnsi="Segoe UI" w:cs="Segoe UI"/>
+          <w:color w:val="1C1C1C"/>
+          <w:lang w:val="nl-NL"/>
+        </w:rPr>
+        <w:t xml:space="preserve"> 1 tot 360 graden. Bluetooth ongeveer 5 m. Li-Ion-accu, opladen via USB-C, ongeveer 1,5 uur. Leeftijd 4-10 jaar. Ontworpen in Frankrijk. Certificaat CE.</w:t>
+      </w:r>
+    </w:p>
+    <w:p>
+      <w:pPr>
+        <w:pStyle w:val="a7"/>
+        <w:divId w:val="643852609"/>
+        <w:rPr>
+          <w:rFonts w:ascii="Segoe UI" w:hAnsi="Segoe UI" w:cs="Segoe UI"/>
+          <w:color w:val="1C1C1C"/>
+          <w:lang w:val="nl-NL"/>
+        </w:rPr>
+      </w:pPr>
+      <w:r>
+        <w:rPr>
+          <w:rFonts w:ascii="Segoe UI" w:hAnsi="Segoe UI" w:cs="Segoe UI"/>
+          <w:color w:val="1C1C1C"/>
+          <w:lang w:val="nl-NL"/>
+        </w:rPr>
+        <w:t>Service. Gewone stiften zijn geschikt, de accu is vervangbaar. Garantie en service worden door de distr</w:t>
+      </w:r>
+      <w:r>
+        <w:rPr>
+          <w:rFonts w:ascii="Segoe UI" w:hAnsi="Segoe UI" w:cs="Segoe UI"/>
+          <w:color w:val="1C1C1C"/>
+          <w:lang w:val="nl-NL"/>
+        </w:rPr>
+        <w:t>ibuteur verzorgd.</w:t>
       </w:r>
     </w:p>
     <w:p>
       <w:pPr>
         <w:pStyle w:val="note"/>
-        <w:divId w:val="21825251"/>
+        <w:divId w:val="643852609"/>
         <w:rPr>
           <w:rFonts w:ascii="Segoe UI" w:hAnsi="Segoe UI" w:cs="Segoe UI"/>
           <w:lang w:val="nl-NL"/>
@@ -793,23 +801,13 @@
           <w:iCs/>
           <w:lang w:val="nl-NL"/>
         </w:rPr>
-        <w:t>Artikelnummer en prijs worden do</w:t>
-      </w:r>
-      <w:r>
-        <w:rPr>
-          <w:rStyle w:val="a5"/>
-          <w:rFonts w:ascii="Segoe UI" w:hAnsi="Segoe UI" w:cs="Segoe UI"/>
-          <w:i/>
-          <w:iCs/>
-          <w:lang w:val="nl-NL"/>
-        </w:rPr>
-        <w:t>or de distributeur bepaald.</w:t>
+        <w:t>Artikelnummer en prijs worden door de distributeur bepaald.</w:t>
       </w:r>
     </w:p>
     <w:p>
       <w:pPr>
         <w:pStyle w:val="note"/>
-        <w:divId w:val="21825251"/>
+        <w:divId w:val="643852609"/>
         <w:rPr>
           <w:rFonts w:ascii="Segoe UI" w:hAnsi="Segoe UI" w:cs="Segoe UI"/>
           <w:lang w:val="nl-NL"/>
